--- a/TCC - DS - Conecta+.docx
+++ b/TCC - DS - Conecta+.docx
@@ -4507,76 +4507,42 @@
           <w:szCs w:val="24"/>
         </w:rPr>
       </w:pPr>
-    </w:p>
-    <w:p>
-      <w:pPr>
-        <w:pStyle w:val="Normal"/>
-        <w:rPr>
-          <w:rFonts w:ascii="Times New Roman" w:hAnsi="Times New Roman" w:eastAsia="Times New Roman" w:cs="Times New Roman"/>
-          <w:sz w:val="24"/>
-          <w:szCs w:val="24"/>
-        </w:rPr>
-      </w:pPr>
-    </w:p>
-    <w:p>
-      <w:pPr>
-        <w:pStyle w:val="Normal"/>
-        <w:rPr>
-          <w:rFonts w:ascii="Times New Roman" w:hAnsi="Times New Roman" w:eastAsia="Times New Roman" w:cs="Times New Roman"/>
-          <w:sz w:val="24"/>
-          <w:szCs w:val="24"/>
-        </w:rPr>
-      </w:pPr>
-    </w:p>
-    <w:p>
-      <w:pPr>
-        <w:pStyle w:val="Normal"/>
-        <w:rPr>
-          <w:rFonts w:ascii="Times New Roman" w:hAnsi="Times New Roman" w:eastAsia="Times New Roman" w:cs="Times New Roman"/>
-          <w:sz w:val="24"/>
-          <w:szCs w:val="24"/>
-        </w:rPr>
-      </w:pPr>
-    </w:p>
-    <w:p>
-      <w:pPr>
-        <w:pStyle w:val="Normal"/>
-        <w:rPr>
-          <w:rFonts w:ascii="Times New Roman" w:hAnsi="Times New Roman" w:eastAsia="Times New Roman" w:cs="Times New Roman"/>
-          <w:sz w:val="24"/>
-          <w:szCs w:val="24"/>
-        </w:rPr>
-      </w:pPr>
-    </w:p>
-    <w:p>
-      <w:pPr>
-        <w:pStyle w:val="Normal"/>
-        <w:rPr>
-          <w:rFonts w:ascii="Times New Roman" w:hAnsi="Times New Roman" w:eastAsia="Times New Roman" w:cs="Times New Roman"/>
-          <w:sz w:val="24"/>
-          <w:szCs w:val="24"/>
-        </w:rPr>
-      </w:pPr>
-    </w:p>
-    <w:p>
-      <w:pPr>
-        <w:pStyle w:val="Normal"/>
-        <w:rPr>
-          <w:rFonts w:ascii="Times New Roman" w:hAnsi="Times New Roman" w:eastAsia="Times New Roman" w:cs="Times New Roman"/>
-          <w:sz w:val="24"/>
-          <w:szCs w:val="24"/>
-        </w:rPr>
-      </w:pPr>
-    </w:p>
-    <w:p>
-      <w:pPr>
-        <w:pStyle w:val="Normal"/>
-        <w:rPr>
-          <w:rFonts w:ascii="Times New Roman" w:hAnsi="Times New Roman" w:eastAsia="Times New Roman" w:cs="Times New Roman"/>
-          <w:sz w:val="24"/>
-          <w:szCs w:val="24"/>
-        </w:rPr>
-      </w:pPr>
+      <w:r>
+        <w:br/>
+      </w:r>
+      <w:r>
+        <w:br/>
+      </w:r>
+      <w:r>
+        <w:br/>
+      </w:r>
+      <w:r>
+        <w:br/>
+      </w:r>
+      <w:r>
+        <w:br/>
+      </w:r>
+      <w:r>
+        <w:br/>
+      </w:r>
+      <w:r>
+        <w:br/>
+      </w:r>
+      <w:r>
+        <w:br/>
+      </w:r>
+      <w:r>
+        <w:br/>
+      </w:r>
+      <w:r>
+        <w:br/>
+      </w:r>
+      <w:r>
+        <w:br/>
+      </w:r>
+      <w:r>
+        <w:br/>
+      </w:r>
     </w:p>
     <w:p>
       <w:pPr>
@@ -4615,13 +4581,20 @@
     <w:p>
       <w:pPr>
         <w:pStyle w:val="Normal"/>
+        <w:rPr>
+          <w:rFonts w:ascii="Times New Roman" w:hAnsi="Times New Roman" w:eastAsia="Times New Roman" w:cs="Times New Roman"/>
+          <w:b w:val="0"/>
+          <w:bCs w:val="0"/>
+          <w:sz w:val="18"/>
+          <w:szCs w:val="18"/>
+        </w:rPr>
       </w:pPr>
       <w:r>
         <w:drawing>
-          <wp:inline wp14:editId="4A51A224" wp14:anchorId="491591F1">
-            <wp:extent cx="4676950" cy="3425499"/>
+          <wp:inline wp14:editId="22ECAB26" wp14:anchorId="5634DBA1">
+            <wp:extent cx="5762625" cy="5000625"/>
             <wp:effectExtent l="0" t="0" r="0" b="0"/>
-            <wp:docPr id="36857036" name="drawing"/>
+            <wp:docPr id="1454034955" name="drawing"/>
             <wp:cNvGraphicFramePr>
               <a:graphicFrameLocks noChangeAspect="1"/>
             </wp:cNvGraphicFramePr>
@@ -4629,11 +4602,11 @@
               <a:graphicData xmlns:a="http://schemas.openxmlformats.org/drawingml/2006/main" uri="http://schemas.openxmlformats.org/drawingml/2006/picture">
                 <pic:pic xmlns:pic="http://schemas.openxmlformats.org/drawingml/2006/picture">
                   <pic:nvPicPr>
-                    <pic:cNvPr id="36857036" name="Picture 36857036"/>
+                    <pic:cNvPr id="1454034955" name="Picture 1454034955"/>
                     <pic:cNvPicPr/>
                   </pic:nvPicPr>
                   <pic:blipFill>
-                    <a:blip xmlns:r="http://schemas.openxmlformats.org/officeDocument/2006/relationships" r:embed="rId1336277803">
+                    <a:blip xmlns:r="http://schemas.openxmlformats.org/officeDocument/2006/relationships" r:embed="rId334829683">
                       <a:extLst>
                         <a:ext uri="{28A0092B-C50C-407E-A947-70E740481C1C}">
                           <a14:useLocalDpi xmlns:a14="http://schemas.microsoft.com/office/drawing/2010/main"/>
@@ -4645,9 +4618,9 @@
                     </a:stretch>
                   </pic:blipFill>
                   <pic:spPr>
-                    <a:xfrm rot="0">
+                    <a:xfrm>
                       <a:off x="0" y="0"/>
-                      <a:ext cx="4676950" cy="3425499"/>
+                      <a:ext cx="5762625" cy="5000625"/>
                     </a:xfrm>
                     <a:prstGeom prst="rect">
                       <a:avLst/>
@@ -4659,10 +4632,17 @@
           </wp:inline>
         </w:drawing>
       </w:r>
-    </w:p>
-    <w:p>
-      <w:pPr>
-        <w:pStyle w:val="Normal"/>
+      <w:r>
+        <w:rPr>
+          <w:rFonts w:ascii="Times New Roman" w:hAnsi="Times New Roman" w:eastAsia="Times New Roman" w:cs="Times New Roman"/>
+          <w:b w:val="1"/>
+          <w:bCs w:val="1"/>
+          <w:sz w:val="18"/>
+          <w:szCs w:val="18"/>
+        </w:rPr>
+        <w:t>Fonte</w:t>
+      </w:r>
+      <w:r>
         <w:rPr>
           <w:rFonts w:ascii="Times New Roman" w:hAnsi="Times New Roman" w:eastAsia="Times New Roman" w:cs="Times New Roman"/>
           <w:b w:val="0"/>
@@ -4670,79 +4650,38 @@
           <w:sz w:val="18"/>
           <w:szCs w:val="18"/>
         </w:rPr>
-      </w:pPr>
-      <w:r>
-        <w:rPr>
-          <w:rFonts w:ascii="Times New Roman" w:hAnsi="Times New Roman" w:eastAsia="Times New Roman" w:cs="Times New Roman"/>
-          <w:b w:val="1"/>
-          <w:bCs w:val="1"/>
+        <w:t>: Elaborado pelos autores (2026)</w:t>
+      </w:r>
+    </w:p>
+    <w:p>
+      <w:pPr>
+        <w:pStyle w:val="Normal"/>
+      </w:pPr>
+    </w:p>
+    <w:p>
+      <w:pPr>
+        <w:pStyle w:val="Normal"/>
+        <w:rPr>
+          <w:rFonts w:ascii="Times New Roman" w:hAnsi="Times New Roman" w:eastAsia="Times New Roman" w:cs="Times New Roman"/>
           <w:sz w:val="18"/>
           <w:szCs w:val="18"/>
         </w:rPr>
-        <w:t>Fonte</w:t>
-      </w:r>
-      <w:r>
-        <w:rPr>
-          <w:rFonts w:ascii="Times New Roman" w:hAnsi="Times New Roman" w:eastAsia="Times New Roman" w:cs="Times New Roman"/>
-          <w:b w:val="0"/>
-          <w:bCs w:val="0"/>
+      </w:pPr>
+      <w:r>
+        <w:rPr>
+          <w:rFonts w:ascii="Times New Roman" w:hAnsi="Times New Roman" w:eastAsia="Times New Roman" w:cs="Times New Roman"/>
           <w:sz w:val="18"/>
           <w:szCs w:val="18"/>
         </w:rPr>
-        <w:t>: Elaborado pelos autores (2026)</w:t>
-      </w:r>
-    </w:p>
-    <w:p>
-      <w:pPr>
-        <w:pStyle w:val="Normal"/>
-      </w:pPr>
-    </w:p>
-    <w:p>
-      <w:pPr>
-        <w:pStyle w:val="Normal"/>
-      </w:pPr>
-    </w:p>
-    <w:p>
-      <w:pPr>
-        <w:pStyle w:val="Normal"/>
-      </w:pPr>
-    </w:p>
-    <w:p>
-      <w:pPr>
-        <w:pStyle w:val="Normal"/>
-      </w:pPr>
-    </w:p>
-    <w:p>
-      <w:pPr>
-        <w:pStyle w:val="Normal"/>
-      </w:pPr>
-    </w:p>
-    <w:p>
-      <w:pPr>
-        <w:pStyle w:val="Normal"/>
-      </w:pPr>
-    </w:p>
-    <w:p>
-      <w:pPr>
-        <w:pStyle w:val="Normal"/>
-      </w:pPr>
-    </w:p>
-    <w:p>
-      <w:pPr>
-        <w:pStyle w:val="Normal"/>
-      </w:pPr>
-    </w:p>
-    <w:p>
-      <w:pPr>
-        <w:pStyle w:val="Normal"/>
-      </w:pPr>
+        <w:t xml:space="preserve">Figura </w:t>
+      </w:r>
       <w:r>
         <w:rPr>
           <w:rFonts w:ascii="Times New Roman" w:hAnsi="Times New Roman" w:eastAsia="Times New Roman" w:cs="Times New Roman"/>
           <w:sz w:val="18"/>
           <w:szCs w:val="18"/>
         </w:rPr>
-        <w:t xml:space="preserve">Figura </w:t>
+        <w:t>3</w:t>
       </w:r>
       <w:r>
         <w:rPr>
@@ -4750,7 +4689,7 @@
           <w:sz w:val="18"/>
           <w:szCs w:val="18"/>
         </w:rPr>
-        <w:t>3</w:t>
+        <w:t xml:space="preserve"> </w:t>
       </w:r>
       <w:r>
         <w:rPr>
@@ -4758,7 +4697,7 @@
           <w:sz w:val="18"/>
           <w:szCs w:val="18"/>
         </w:rPr>
-        <w:t xml:space="preserve"> </w:t>
+        <w:t xml:space="preserve">– Diagrama de </w:t>
       </w:r>
       <w:r>
         <w:rPr>
@@ -4766,25 +4705,14 @@
           <w:sz w:val="18"/>
           <w:szCs w:val="18"/>
         </w:rPr>
-        <w:t xml:space="preserve">– Diagrama de </w:t>
-      </w:r>
-      <w:r>
-        <w:rPr>
-          <w:rFonts w:ascii="Times New Roman" w:hAnsi="Times New Roman" w:eastAsia="Times New Roman" w:cs="Times New Roman"/>
-          <w:sz w:val="18"/>
-          <w:szCs w:val="18"/>
-        </w:rPr>
         <w:t>classe</w:t>
       </w:r>
       <w:r>
-        <w:br/>
-      </w:r>
-      <w:r>
         <w:drawing>
-          <wp:inline wp14:editId="003085B4" wp14:anchorId="492EE305">
-            <wp:extent cx="5427426" cy="5014762"/>
+          <wp:inline wp14:editId="450C38E2" wp14:anchorId="3A08FAA0">
+            <wp:extent cx="5762625" cy="3390900"/>
             <wp:effectExtent l="0" t="0" r="0" b="0"/>
-            <wp:docPr id="76418239" name="drawing"/>
+            <wp:docPr id="1958474174" name="drawing"/>
             <wp:cNvGraphicFramePr>
               <a:graphicFrameLocks noChangeAspect="1"/>
             </wp:cNvGraphicFramePr>
@@ -4792,11 +4720,11 @@
               <a:graphicData xmlns:a="http://schemas.openxmlformats.org/drawingml/2006/main" uri="http://schemas.openxmlformats.org/drawingml/2006/picture">
                 <pic:pic xmlns:pic="http://schemas.openxmlformats.org/drawingml/2006/picture">
                   <pic:nvPicPr>
-                    <pic:cNvPr id="459575914" name="Picture 459575914"/>
+                    <pic:cNvPr id="1958474174" name="Picture 1958474174"/>
                     <pic:cNvPicPr/>
                   </pic:nvPicPr>
                   <pic:blipFill>
-                    <a:blip xmlns:r="http://schemas.openxmlformats.org/officeDocument/2006/relationships" r:embed="rId1466495385">
+                    <a:blip xmlns:r="http://schemas.openxmlformats.org/officeDocument/2006/relationships" r:embed="rId821457624">
                       <a:extLst>
                         <a:ext uri="{28A0092B-C50C-407E-A947-70E740481C1C}">
                           <a14:useLocalDpi xmlns:a14="http://schemas.microsoft.com/office/drawing/2010/main"/>
@@ -4808,9 +4736,9 @@
                     </a:stretch>
                   </pic:blipFill>
                   <pic:spPr>
-                    <a:xfrm rot="0">
+                    <a:xfrm>
                       <a:off x="0" y="0"/>
-                      <a:ext cx="5427426" cy="5014762"/>
+                      <a:ext cx="5762625" cy="3390900"/>
                     </a:xfrm>
                     <a:prstGeom prst="rect">
                       <a:avLst/>
@@ -4822,15 +4750,48 @@
           </wp:inline>
         </w:drawing>
       </w:r>
-    </w:p>
-    <w:p>
-      <w:pPr>
-        <w:pStyle w:val="Normal"/>
+      <w:r>
         <w:rPr>
           <w:rFonts w:ascii="Times New Roman" w:hAnsi="Times New Roman" w:eastAsia="Times New Roman" w:cs="Times New Roman"/>
           <w:sz w:val="18"/>
           <w:szCs w:val="18"/>
         </w:rPr>
+        <w:t>Fonte: Elaborado pelos autores (2026)</w:t>
+      </w:r>
+    </w:p>
+    <w:p>
+      <w:pPr>
+        <w:pStyle w:val="Normal"/>
+        <w:rPr>
+          <w:rFonts w:ascii="Times New Roman" w:hAnsi="Times New Roman" w:eastAsia="Times New Roman" w:cs="Times New Roman"/>
+          <w:sz w:val="24"/>
+          <w:szCs w:val="24"/>
+        </w:rPr>
+      </w:pPr>
+      <w:r>
+        <w:br/>
+      </w:r>
+      <w:r>
+        <w:br/>
+      </w:r>
+      <w:r>
+        <w:br/>
+      </w:r>
+      <w:r>
+        <w:rPr>
+          <w:rFonts w:ascii="Times New Roman" w:hAnsi="Times New Roman" w:eastAsia="Times New Roman" w:cs="Times New Roman"/>
+          <w:sz w:val="24"/>
+          <w:szCs w:val="24"/>
+        </w:rPr>
+        <w:t>Para a persistência das informações, adotou-se uma estratégia híbrida de banco de dados. A estrutura de dados relacionais foi planejada por meio do Diagrama Entidade-Relacionamento (DER), focando no gerenciamento de usuários e turmas. Para dados de natureza não relacional, como o histórico de mensagens e os anúncios, a modelagem priorizou a flexibilidade e o desempenho na recuperação de documentos.</w:t>
+      </w:r>
+      <w:r>
+        <w:br/>
+      </w:r>
+    </w:p>
+    <w:p>
+      <w:pPr>
+        <w:pStyle w:val="Normal"/>
       </w:pPr>
       <w:r>
         <w:rPr>
@@ -4838,140 +4799,17 @@
           <w:sz w:val="18"/>
           <w:szCs w:val="18"/>
         </w:rPr>
-        <w:t>Fonte: Elaborado pelos autores (2026)</w:t>
-      </w:r>
-    </w:p>
-    <w:p>
-      <w:pPr>
-        <w:pStyle w:val="Normal"/>
-      </w:pPr>
+        <w:t>Figura 4 – Diagrama DER</w:t>
+      </w:r>
       <w:r>
         <w:br/>
       </w:r>
       <w:r>
-        <w:br/>
-      </w:r>
-      <w:r>
-        <w:rPr>
-          <w:rFonts w:ascii="Times New Roman" w:hAnsi="Times New Roman" w:eastAsia="Times New Roman" w:cs="Times New Roman"/>
-          <w:sz w:val="24"/>
-          <w:szCs w:val="24"/>
-        </w:rPr>
-        <w:t>Para a persistência das informações, adotou-se uma estratégia híbrida de banco de dados. A estrutura de dados relacionais foi planejada por meio do Diagrama Entidade-Relacionamento (DER), focando no gerenciamento de usuários e turmas. Para dados de natureza não relacional, como o histórico de mensagens e os anúncios, a modelagem priorizou a flexibilidade e o desempenho na recuperação de documentos.</w:t>
-      </w:r>
-    </w:p>
-    <w:p>
-      <w:pPr>
-        <w:pStyle w:val="Normal"/>
-      </w:pPr>
-    </w:p>
-    <w:p>
-      <w:pPr>
-        <w:pStyle w:val="Normal"/>
-        <w:rPr>
-          <w:rFonts w:ascii="Times New Roman" w:hAnsi="Times New Roman" w:eastAsia="Times New Roman" w:cs="Times New Roman"/>
-          <w:sz w:val="18"/>
-          <w:szCs w:val="18"/>
-        </w:rPr>
-      </w:pPr>
-    </w:p>
-    <w:p>
-      <w:pPr>
-        <w:pStyle w:val="Normal"/>
-        <w:rPr>
-          <w:rFonts w:ascii="Times New Roman" w:hAnsi="Times New Roman" w:eastAsia="Times New Roman" w:cs="Times New Roman"/>
-          <w:sz w:val="18"/>
-          <w:szCs w:val="18"/>
-        </w:rPr>
-      </w:pPr>
-    </w:p>
-    <w:p>
-      <w:pPr>
-        <w:pStyle w:val="Normal"/>
-        <w:rPr>
-          <w:rFonts w:ascii="Times New Roman" w:hAnsi="Times New Roman" w:eastAsia="Times New Roman" w:cs="Times New Roman"/>
-          <w:sz w:val="18"/>
-          <w:szCs w:val="18"/>
-        </w:rPr>
-      </w:pPr>
-    </w:p>
-    <w:p>
-      <w:pPr>
-        <w:pStyle w:val="Normal"/>
-        <w:rPr>
-          <w:rFonts w:ascii="Times New Roman" w:hAnsi="Times New Roman" w:eastAsia="Times New Roman" w:cs="Times New Roman"/>
-          <w:sz w:val="18"/>
-          <w:szCs w:val="18"/>
-        </w:rPr>
-      </w:pPr>
-    </w:p>
-    <w:p>
-      <w:pPr>
-        <w:pStyle w:val="Normal"/>
-        <w:rPr>
-          <w:rFonts w:ascii="Times New Roman" w:hAnsi="Times New Roman" w:eastAsia="Times New Roman" w:cs="Times New Roman"/>
-          <w:sz w:val="18"/>
-          <w:szCs w:val="18"/>
-        </w:rPr>
-      </w:pPr>
-    </w:p>
-    <w:p>
-      <w:pPr>
-        <w:pStyle w:val="Normal"/>
-        <w:rPr>
-          <w:rFonts w:ascii="Times New Roman" w:hAnsi="Times New Roman" w:eastAsia="Times New Roman" w:cs="Times New Roman"/>
-          <w:sz w:val="18"/>
-          <w:szCs w:val="18"/>
-        </w:rPr>
-      </w:pPr>
-    </w:p>
-    <w:p>
-      <w:pPr>
-        <w:pStyle w:val="Normal"/>
-      </w:pPr>
-      <w:r>
-        <w:rPr>
-          <w:rFonts w:ascii="Times New Roman" w:hAnsi="Times New Roman" w:eastAsia="Times New Roman" w:cs="Times New Roman"/>
-          <w:sz w:val="18"/>
-          <w:szCs w:val="18"/>
-        </w:rPr>
-        <w:t xml:space="preserve">Figura </w:t>
-      </w:r>
-      <w:r>
-        <w:rPr>
-          <w:rFonts w:ascii="Times New Roman" w:hAnsi="Times New Roman" w:eastAsia="Times New Roman" w:cs="Times New Roman"/>
-          <w:sz w:val="18"/>
-          <w:szCs w:val="18"/>
-        </w:rPr>
-        <w:t>4</w:t>
-      </w:r>
-      <w:r>
-        <w:rPr>
-          <w:rFonts w:ascii="Times New Roman" w:hAnsi="Times New Roman" w:eastAsia="Times New Roman" w:cs="Times New Roman"/>
-          <w:sz w:val="18"/>
-          <w:szCs w:val="18"/>
-        </w:rPr>
-        <w:t xml:space="preserve"> – Diagrama DER</w:t>
-      </w:r>
-    </w:p>
-    <w:p>
-      <w:pPr>
-        <w:pStyle w:val="Normal"/>
-      </w:pPr>
-      <w:r>
-        <w:rPr>
-          <w:rFonts w:ascii="Times New Roman" w:hAnsi="Times New Roman" w:eastAsia="Times New Roman" w:cs="Times New Roman"/>
-          <w:sz w:val="18"/>
-          <w:szCs w:val="18"/>
-        </w:rPr>
-        <w:t xml:space="preserve"> </w:t>
-      </w:r>
-      <w:r>
         <w:drawing>
-          <wp:inline wp14:editId="4AA00BA4" wp14:anchorId="6F330D6F">
-            <wp:extent cx="4221471" cy="3588251"/>
+          <wp:inline wp14:editId="121E3957" wp14:anchorId="2F1363C4">
+            <wp:extent cx="3742734" cy="3181323"/>
             <wp:effectExtent l="0" t="0" r="0" b="0"/>
-            <wp:docPr id="1015281303" name="drawing"/>
+            <wp:docPr id="333493782" name="drawing"/>
             <wp:cNvGraphicFramePr>
               <a:graphicFrameLocks noChangeAspect="1"/>
             </wp:cNvGraphicFramePr>
@@ -4997,7 +4835,7 @@
                   <pic:spPr>
                     <a:xfrm rot="0">
                       <a:off x="0" y="0"/>
-                      <a:ext cx="4221471" cy="3588251"/>
+                      <a:ext cx="3742734" cy="3181323"/>
                     </a:xfrm>
                     <a:prstGeom prst="rect">
                       <a:avLst/>
@@ -5027,6 +4865,16 @@
         </w:rPr>
         <w:t>Fonte: Elaborado pelos autores (2026)</w:t>
       </w:r>
+    </w:p>
+    <w:p>
+      <w:pPr>
+        <w:pStyle w:val="Normal"/>
+        <w:rPr>
+          <w:rFonts w:ascii="Times New Roman" w:hAnsi="Times New Roman" w:eastAsia="Times New Roman" w:cs="Times New Roman"/>
+          <w:sz w:val="18"/>
+          <w:szCs w:val="18"/>
+        </w:rPr>
+      </w:pPr>
     </w:p>
     <w:p>
       <w:pPr>
@@ -7010,14 +6858,6 @@
         </w:rPr>
         <w:t>MOZILLA FOUNDATION. Service Worker API. MDN Web Docs. Disponível em: https://developer.mozilla.org/en-US/docs/Web/API/Service_Worker_API. Acesso em: 13 maio 2026.</w:t>
       </w:r>
-    </w:p>
-    <w:p>
-      <w:pPr>
-        <w:pStyle w:val="Normal"/>
-        <w:rPr>
-          <w:rFonts w:ascii="Times New Roman" w:hAnsi="Times New Roman" w:eastAsia="Times New Roman" w:cs="Times New Roman"/>
-        </w:rPr>
-      </w:pPr>
     </w:p>
     <w:p>
       <w:pPr>
